--- a/docs/Пояснительная_записка.docx
+++ b/docs/Пояснительная_записка.docx
@@ -562,12 +562,12 @@
       <w:r>
         <w:rPr>
           <w:rFonts w:ascii="Times New Roman" w:hAnsi="Times New Roman" w:cs="Times New Roman" w:eastAsia="Times New Roman"/>
-          <w:b/>
+          <w:b w:val="0"/>
           <w:i w:val="0"/>
           <w:color w:val="000000"/>
           <w:sz w:val="28"/>
         </w:rPr>
-        <w:t>СОДЕРЖАНИЕ</w:t>
+        <w:t>Содержание</w:t>
       </w:r>
     </w:p>
     <w:p>
@@ -15625,7 +15625,7 @@
           <w:color w:val="000000"/>
           <w:sz w:val="28"/>
         </w:rPr>
-        <w:t>ГОСТ 2.114–95. Единая система конструкторской документации. Технические условия — Госстандарт России — 17 с.;</w:t>
+        <w:t>1. ГОСТ 2.114–95. Единая система конструкторской документации. Технические условия — Госстандарт России — 17 с.;</w:t>
       </w:r>
     </w:p>
     <w:p>
@@ -15642,7 +15642,7 @@
           <w:color w:val="000000"/>
           <w:sz w:val="28"/>
         </w:rPr>
-        <w:t>ГОСТ 19.404–79. Единая система программной документации (ЕСПД) — Межгосударственный стандарт — 2 с.;</w:t>
+        <w:t>2. ГОСТ 19.404–79. Единая система программной документации (ЕСПД) — Межгосударственный стандарт — 2 с.;</w:t>
       </w:r>
     </w:p>
     <w:p>
@@ -15659,7 +15659,7 @@
           <w:color w:val="000000"/>
           <w:sz w:val="28"/>
         </w:rPr>
-        <w:t>РД 50-34.698-90. Методические указания по составлению пояснительной записки к техническому проекту автоматизированной системы управления (АСУ);</w:t>
+        <w:t>3. РД 50-34.698-90. Методические указания по составлению пояснительной записки к техническому проекту автоматизированной системы управления (АСУ);</w:t>
       </w:r>
     </w:p>
     <w:p>
@@ -15676,7 +15676,7 @@
           <w:color w:val="000000"/>
           <w:sz w:val="28"/>
         </w:rPr>
-        <w:t>ГОСТ 2.106–96. Общие требования к текстовой и конструкторской документации, регламентирующий оформление и структуру технической документации;</w:t>
+        <w:t>4. ГОСТ 2.106–96. Общие требования к текстовой и конструкторской документации, регламентирующий оформление и структуру технической документации;</w:t>
       </w:r>
     </w:p>
     <w:p>
@@ -15693,7 +15693,7 @@
           <w:color w:val="000000"/>
           <w:sz w:val="28"/>
         </w:rPr>
-        <w:t>Ссылка на дизайн проекта в Figma: [https://www.figma.com/design/&lt;ВСТАВЬТЕ_ССЫЛКУ&gt;] — макеты интерфейса информационной системы клуба «Гардарика»;</w:t>
+        <w:t>5. Ссылка на дизайн проекта в Figma: [https://www.figma.com/design/&lt;ВСТАВЬТЕ_ССЫЛКУ&gt;] — макеты интерфейса информационной системы клуба «Гардарика»;</w:t>
       </w:r>
     </w:p>
     <w:p>
@@ -15710,7 +15710,7 @@
           <w:color w:val="000000"/>
           <w:sz w:val="28"/>
         </w:rPr>
-        <w:t>Общие сведения о Flask: [https://flask.palletsprojects.com/];</w:t>
+        <w:t>6. Общие сведения о Flask: [https://flask.palletsprojects.com/];</w:t>
       </w:r>
     </w:p>
     <w:p>
@@ -15727,7 +15727,7 @@
           <w:color w:val="000000"/>
           <w:sz w:val="28"/>
         </w:rPr>
-        <w:t>Общие сведения о SQLAlchemy: [https://docs.sqlalchemy.org/];</w:t>
+        <w:t>7. Общие сведения о SQLAlchemy: [https://docs.sqlalchemy.org/];</w:t>
       </w:r>
     </w:p>
     <w:p>
@@ -15744,7 +15744,7 @@
           <w:color w:val="000000"/>
           <w:sz w:val="28"/>
         </w:rPr>
-        <w:t>Общие сведения о PostgreSQL: [https://www.postgresql.org/docs/];</w:t>
+        <w:t>8. Общие сведения о PostgreSQL: [https://www.postgresql.org/docs/];</w:t>
       </w:r>
     </w:p>
     <w:p>
@@ -15761,7 +15761,7 @@
           <w:color w:val="000000"/>
           <w:sz w:val="28"/>
         </w:rPr>
-        <w:t>Справочник по языку Python: [https://docs.python.org/3/];</w:t>
+        <w:t>9. Справочник по языку Python: [https://docs.python.org/3/];</w:t>
       </w:r>
     </w:p>
     <w:p>
@@ -15778,7 +15778,7 @@
           <w:color w:val="000000"/>
           <w:sz w:val="28"/>
         </w:rPr>
-        <w:t>Репозиторий курсового проекта: [https://github.com/stefanskiogeen-rgb/gardarika].</w:t>
+        <w:t>10. Репозиторий курсового проекта: [https://github.com/stefanskiogeen-rgb/gardarika].</w:t>
       </w:r>
     </w:p>
     <w:p>
@@ -27545,7 +27545,7 @@
       <w:start w:val="1"/>
       <w:numFmt w:val="decimal"/>
       <w:suff w:val="space"/>
-      <w:lvlText w:val="%1"/>
+      <w:lvlText w:val="%1."/>
       <w:lvlJc w:val="left"/>
       <w:pPr>
         <w:ind w:left="0" w:firstLine="0"/>
